--- a/flow/20230914_vu_template/drafts/2024-10-g/13-НД-Гл.4-мчч.Карпа, Папили, Агатоніки.docx
+++ b/flow/20230914_vu_template/drafts/2024-10-g/13-НД-Гл.4-мчч.Карпа, Папили, Агатоніки.docx
@@ -409,93 +409,68 @@
     </w:p>
     <w:p>
       <w:pPr>
-        <w:spacing w:after="120" w:lineRule="auto"/>
-        <w:rPr/>
-      </w:pPr>
-      <w:r>
-        <w:rPr>
-          <w:rFonts w:ascii="Times New Roman" w:cs="Times New Roman" w:eastAsia="Times New Roman" w:hAnsi="Times New Roman"/>
-          <w:i w:val="1"/>
-          <w:color w:val="ff0000"/>
-          <w:sz w:val="24"/>
-          <w:szCs w:val="24"/>
-          <w:rtl w:val="0"/>
-        </w:rPr>
-        <w:t xml:space="preserve">Вірні:</w:t>
-      </w:r>
-      <w:r>
-        <w:rPr>
-          <w:rFonts w:ascii="Times New Roman" w:cs="Times New Roman" w:eastAsia="Times New Roman" w:hAnsi="Times New Roman"/>
-          <w:color w:val="ff0000"/>
-          <w:sz w:val="24"/>
-          <w:szCs w:val="24"/>
-          <w:rtl w:val="0"/>
+        <w:pStyle w:val="Normal"/>
+        <w:spacing w:after="120"/>
+      </w:pPr>
+      <w:r>
+        <w:rPr>
+          <w:rFonts w:ascii="Times New Roman" w:hAnsi="Times New Roman"/>
+          <w:i/>
+          <w:color w:val="FF0000"/>
+          <w:sz w:val="24"/>
+        </w:rPr>
+        <w:t>Вірні:</w:t>
+      </w:r>
+      <w:r>
+        <w:rPr>
+          <w:rFonts w:ascii="Times New Roman" w:hAnsi="Times New Roman"/>
+          <w:color w:val="FF0000"/>
+          <w:sz w:val="24"/>
         </w:rPr>
         <w:t xml:space="preserve"> </w:t>
       </w:r>
       <w:r>
         <w:rPr>
-          <w:rFonts w:ascii="Times New Roman" w:cs="Times New Roman" w:eastAsia="Times New Roman" w:hAnsi="Times New Roman"/>
-          <w:sz w:val="24"/>
-          <w:szCs w:val="24"/>
-          <w:rtl w:val="0"/>
-        </w:rPr>
-        <w:t xml:space="preserve">Амінь. Господи, помилуй</w:t>
-      </w:r>
-      <w:r>
-        <w:rPr>
-          <w:rFonts w:ascii="Times New Roman" w:cs="Times New Roman" w:eastAsia="Times New Roman" w:hAnsi="Times New Roman"/>
-          <w:i w:val="1"/>
-          <w:sz w:val="24"/>
-          <w:szCs w:val="24"/>
-          <w:rtl w:val="0"/>
-        </w:rPr>
-        <w:t xml:space="preserve">.</w:t>
-      </w:r>
-      <w:r>
-        <w:rPr>
-          <w:rFonts w:ascii="Times New Roman" w:cs="Times New Roman" w:eastAsia="Times New Roman" w:hAnsi="Times New Roman"/>
-          <w:sz w:val="24"/>
-          <w:szCs w:val="24"/>
-          <w:rtl w:val="0"/>
-        </w:rPr>
-        <w:t xml:space="preserve"> </w:t>
-      </w:r>
-      <w:r>
-        <w:rPr>
-          <w:rFonts w:ascii="Times New Roman" w:cs="Times New Roman" w:eastAsia="Times New Roman" w:hAnsi="Times New Roman"/>
-          <w:i w:val="1"/>
-          <w:color w:val="ff0000"/>
-          <w:sz w:val="24"/>
-          <w:szCs w:val="24"/>
-          <w:rtl w:val="0"/>
-        </w:rPr>
-        <w:t xml:space="preserve">(12 р.)</w:t>
-      </w:r>
-      <w:r>
-        <w:rPr>
-          <w:rtl w:val="0"/>
-        </w:rPr>
-      </w:r>
-    </w:p>
-    <w:p>
-      <w:pPr>
-        <w:spacing w:after="120" w:lineRule="auto"/>
-        <w:jc w:val="both"/>
-        <w:rPr>
-          <w:rFonts w:ascii="Times New Roman" w:cs="Times New Roman" w:eastAsia="Times New Roman" w:hAnsi="Times New Roman"/>
-          <w:sz w:val="24"/>
-          <w:szCs w:val="24"/>
-        </w:rPr>
-      </w:pPr>
-      <w:r>
-        <w:rPr>
-          <w:rFonts w:ascii="Times New Roman" w:cs="Times New Roman" w:eastAsia="Times New Roman" w:hAnsi="Times New Roman"/>
-          <w:sz w:val="24"/>
-          <w:szCs w:val="24"/>
-          <w:rtl w:val="0"/>
-        </w:rPr>
-        <w:t xml:space="preserve">Слава Отцю, і Сину, і Святому Духові:* І нині і повсякчас, і на віки віків. Амінь.</w:t>
+          <w:rFonts w:ascii="Times New Roman" w:hAnsi="Times New Roman"/>
+          <w:sz w:val="24"/>
+        </w:rPr>
+        <w:t xml:space="preserve">Амі́нь. Го́споди, поми́луй. </w:t>
+      </w:r>
+      <w:r>
+        <w:rPr>
+          <w:rFonts w:ascii="Times New Roman" w:hAnsi="Times New Roman"/>
+          <w:i/>
+          <w:color w:val="FF0000"/>
+          <w:sz w:val="24"/>
+        </w:rPr>
+        <w:t>(12 р.)</w:t>
+      </w:r>
+    </w:p>
+    <w:p>
+      <w:pPr>
+        <w:pStyle w:val="Normal"/>
+        <w:spacing w:after="120"/>
+      </w:pPr>
+      <w:r>
+        <w:rPr>
+          <w:rFonts w:ascii="Times New Roman" w:hAnsi="Times New Roman"/>
+          <w:sz w:val="24"/>
+        </w:rPr>
+        <w:t>Сла́ва Отцю́, і Си́ну, і Свято́му Ду́хові,</w:t>
+      </w:r>
+      <w:r>
+        <w:rPr>
+          <w:rFonts w:ascii="Times New Roman" w:hAnsi="Times New Roman"/>
+          <w:sz w:val="24"/>
+        </w:rPr>
+        <w:t>*</w:t>
+      </w:r>
+      <w:r>
+        <w:rPr>
+          <w:rFonts w:ascii="Times New Roman" w:hAnsi="Times New Roman"/>
+          <w:sz w:val="24"/>
+        </w:rPr>
+        <w:t xml:space="preserve"> і ни́ні, і повсякча́с, і на ві́ки вікі́в. Амі́нь.</w:t>
       </w:r>
     </w:p>
     <w:p>
@@ -1584,7 +1559,7 @@
           <w:szCs w:val="24"/>
           <w:rtl w:val="0"/>
         </w:rPr>
-        <w:t xml:space="preserve"> Господи, Боже наш! Згадай нас грішних і недостойних слуг твоїх, коли призиваємо святе ім'я твоє, і не осороми нас, коли очікуємо милости твоєї, але вислухай, Господи, усі наші спасенні прохання, і вчини нас достойними любити і боятися тебе від усього серця нашого і творити в усьому волю твою. Бо ти є добрий і чоловіколюбний Бог, і тобі славу віддаємо: Отцю, і Сину, і Святому Духові, нині і повсякчас, і на віки віків. Амінь.</w:t>
+        <w:t xml:space="preserve"> Господи, Боже наш! Згадай нас грішних і недостойних слуг твоїх, коли призиваємо святе ім'я твоє, і не осороми нас, коли очікуємо милости твоєї, але вислухай, Господи, усі наші спасенні прохання, і вчини нас достойними любити і боятися тебе від усього серця нашого і творити в усьому волю твою. Бо ти є добрий і людинолюбний Бог, і тобі славу віддаємо: Отцю, і Сину, і Святому Духові, нині і повсякчас, і на віки віків. Амінь.</w:t>
       </w:r>
     </w:p>
     <w:p>
@@ -1644,7 +1619,7 @@
           <w:szCs w:val="24"/>
           <w:rtl w:val="0"/>
         </w:rPr>
-        <w:t xml:space="preserve"> Благословенний ти, Господи Боже, Вседержителю, що знаєш думки людські, що відаєш те, чого ми потребуємо, і багато більше, ніж ми просимо, або розуміємо. Самий ти, чоловіколюбний Царю, у всьому добрий, задовольни нас багатством твоїх ласк, щоб ми непостидною совістю призивали святе ім'я твоє; і не введи нас у спокусу, але визволь нас від злого, і провидінням твоїм дай нам усе корисне. Бо тобі належить усяка слава, честь і поклоніння: Отцю, і Сину, і Святому Духові, нині і повсякчас, і на віки віків. Амінь.</w:t>
+        <w:t xml:space="preserve"> Благословенний ти, Господи Боже, Вседержителю, що знаєш думки людські, що відаєш те, чого ми потребуємо, і багато більше, ніж ми просимо, або розуміємо. Самий ти, людинолюбний Царю, у всьому добрий, задовольни нас багатством твоїх ласк, щоб ми непостидною совістю призивали святе ім'я твоє; і не введи нас у спокусу, але визволь нас від злого, і провидінням твоїм дай нам усе корисне. Бо тобі належить усяка слава, честь і поклоніння: Отцю, і Сину, і Святому Духові, нині і повсякчас, і на віки віків. Амінь.</w:t>
       </w:r>
     </w:p>
     <w:p>
@@ -1711,7 +1686,7 @@
           <w:szCs w:val="24"/>
           <w:rtl w:val="0"/>
         </w:rPr>
-        <w:t xml:space="preserve"> Боже великий і дивний, що несказанною добрістю і багатим промислом усім управляєш, і дав нам земні добра й запевнив нам обіцяне царство уділеними ласками впродовж цього дня, остерігши нас від усякого лиха! Дай нам і решту непорочно докінчити перед святою твоєю славою і величати тебе одного і доброго, і чоловіколюбного Бога нашого. Бо ти Бог наш і тобі славу віддаємо: Отцю, і Сину, і Святому Духові, нині і повсякчас, і на віки віків. Амінь.</w:t>
+        <w:t xml:space="preserve"> Боже великий і дивний, що несказанною добрістю і багатим промислом усім управляєш, і дав нам земні добра й запевнив нам обіцяне царство уділеними ласками впродовж цього дня, остерігши нас від усякого лиха! Дай нам і решту непорочно докінчити перед святою твоєю славою і величати тебе одного і доброго, і людинолюбного Бога нашого. Бо ти Бог наш і тобі славу віддаємо: Отцю, і Сину, і Святому Духові, нині і повсякчас, і на віки віків. Амінь.</w:t>
       </w:r>
     </w:p>
     <w:p>
@@ -1741,7 +1716,7 @@
           <w:szCs w:val="24"/>
           <w:rtl w:val="0"/>
         </w:rPr>
-        <w:t xml:space="preserve"> Боже великий і вишній, в тебе одного є безсмертність і в світлі живеш недоступнім. Ти все створіння мудро створив, відокремив світло від темряви і сонце поклав, щоб правити днем, а місяць і зорі, щоб володіли ніччю, нас же грішних вчинив достойними і в теперішню годину стати перед твоїм обличчям, щоб тебе визнавати і принести тобі вечірнє славослов'я. Направ, Чоловіколюбче, молитву нашу, немов кадило, перед тобою і прийми її, як благовонний запах. Дай нам мирний цей вечір і близьку вже ніч; зодягни нас у броню світла; визволь нас від нічного страху і всякої речі, що в темряві з'являється, і дай сон, що його ти дарував на відпочинок нашій немічності, вільний від усякого маріння диявольського. Владико, давче добра, хай і на нашій постелі, бувши тобі милими, згадуємо вночі твоє ім'я і, просвічувані навчанням твоїх заповідей, встанемо в душевній радості до звеличування твоєї доброти, приносячи твоєму милосердю молитви і моління, за наші і всіх твоїх людей провини. Відвідай їх задля молитов святої Богородиці. Бо ти є добрий і чоловіколюбний Бог, і тобі віддаємо славу: Отцю, і Сину, і Святому Духові, нині і повсякчас, і на віки віків. Амінь.</w:t>
+        <w:t xml:space="preserve"> Боже великий і вишній, в тебе одного є безсмертність і в світлі живеш недоступнім. Ти все створіння мудро створив, відокремив світло від темряви і сонце поклав, щоб правити днем, а місяць і зорі, щоб володіли ніччю, нас же грішних вчинив достойними і в теперішню годину стати перед твоїм обличчям, щоб тебе визнавати і принести тобі вечірнє славослов'я. Направ, Людинолюбче, молитву нашу, немов кадило, перед тобою і прийми її, як благовонний запах. Дай нам мирний цей вечір і близьку вже ніч; зодягни нас у броню світла; визволь нас від нічного страху і всякої речі, що в темряві з'являється, і дай сон, що його ти дарував на відпочинок нашій немічності, вільний від усякого маріння диявольського. Владико, давче добра, хай і на нашій постелі, бувши тобі милими, згадуємо вночі твоє ім'я і, просвічувані навчанням твоїх заповідей, встанемо в душевній радості до звеличування твоєї доброти, приносячи твоєму милосердю молитви і моління, за наші і всіх твоїх людей провини. Відвідай їх задля молитов святої Богородиці. Бо ти є добрий і людинолюбний Бог, і тобі віддаємо славу: Отцю, і Сину, і Святому Духові, нині і повсякчас, і на віки віків. Амінь.</w:t>
       </w:r>
     </w:p>
     <w:p>
@@ -4703,7 +4678,7 @@
           <w:szCs w:val="24"/>
           <w:rtl w:val="0"/>
         </w:rPr>
-        <w:t xml:space="preserve">Животворному твоєму хрестові* безперестанно поклоняючись, Христе Боже,* славимо твоє на третій день воскресіння.* Бо ним ти, Всесильний, обновив наднищену людську природу* і відновив нам вхід до Неба,* як єдиний добрий і чоловіколюбець.</w:t>
+        <w:t>Животворному твоєму хрестові* безперестанно поклоняючись, Христе Боже,* славимо твоє на третій день воскресіння.* Бо ним ти, Всесильний, обновив наднищену людську природу* і відновив нам вхід до Неба,* як єдиний добрий і людинаолюбець.</w:t>
       </w:r>
     </w:p>
     <w:p>
@@ -4913,7 +4888,7 @@
           <w:szCs w:val="24"/>
           <w:rtl w:val="0"/>
         </w:rPr>
-        <w:t xml:space="preserve">Прийдіть, люди, оспівуймо* Спасове на третій день воскресіння,* яким ми визволилися з міцних адових оковів,* і всі прийняли нетлінність і життя, взиваючи:* Ти, що розп'явся і був похований та й воскрес,* спаси нас твоїм воскресінням, єдиний Чоловіколюбче!</w:t>
+        <w:t>Прийдіть, люди, оспівуймо* Спасове на третій день воскресіння,* яким ми визволилися з міцних адових оковів,* і всі прийняли нетлінність і життя, взиваючи:* Ти, що розп'явся і був похований та й воскрес,* спаси нас твоїм воскресінням, єдиний Людинолюбче!</w:t>
       </w:r>
     </w:p>
     <w:p>
@@ -5560,7 +5535,7 @@
           <w:szCs w:val="24"/>
           <w:rtl w:val="0"/>
         </w:rPr>
-        <w:t xml:space="preserve">Добрий Чоловіколюбче Царю, що все благословляєш! Молимось тобі наполегливо, серцем сокрушеним і духом смиренним: Благослови наші входи і виходи, Христе, істинний Боже наш. Бо прихід твій і вознесіння, і пожиття з людьми завжди благословенне: нині і повсякчас, і на віки віків. Амінь.</w:t>
+        <w:t>Добрий Людинолюбче Царю, що все благословляєш! Молимось тобі наполегливо, серцем сокрушеним і духом смиренним: Благослови наші входи і виходи, Христе, істинний Боже наш. Бо прихід твій і вознесіння, і пожиття з людьми завжди благословенне: нині і повсякчас, і на віки віків. Амінь.</w:t>
       </w:r>
     </w:p>
     <w:p>
@@ -7395,7 +7370,7 @@
           <w:u w:val="single"/>
           <w:rtl w:val="0"/>
         </w:rPr>
-        <w:t xml:space="preserve">[Боже великий і вишній, в тебе одного є безсмертність і в світлі живеш недоступнім. Ти все створіння мудро створив, відокремив світло від темряви і сонце поклав, щоб правити днем, а місяць і зорі, щоб володіли ніччю, нас же грішних вчинив достойними і в теперішню годину стати перед твоїм обличчям, щоб тебе визнавати і принести тобі вечірнє славослов'я. Направ, Чоловіколюбче, молитву нашу, немов кадило, перед тобою і прийми її, як благовонний запах. Дай нам мирний цей вечір і близьку вже ніч; зодягни нас у броню світла; визволь нас від нічного страху і всякої речі, що в темряві з'являється, і дай сон, що його ти дарував на відпочинок нашій немічності, вільний від усякого маріння диявольського. Владико, давче добра, хай і на нашій постелі, бувши тобі милими, згадуємо вночі твоє ім'я і, просвічувані навчанням твоїх заповідей, встанемо в душевній радості до звеличування твоєї доброти, приносячи твоєму милосердю молитви і моління, за наші і всіх твоїх людей провини. Відвідай їх задля молитов святої Богородиці.]</w:t>
+        <w:t>[Боже великий і вишній, в тебе одного є безсмертність і в світлі живеш недоступнім. Ти все створіння мудро створив, відокремив світло від темряви і сонце поклав, щоб правити днем, а місяць і зорі, щоб володіли ніччю, нас же грішних вчинив достойними і в теперішню годину стати перед твоїм обличчям, щоб тебе визнавати і принести тобі вечірнє славослов'я. Направ, Людинолюбче, молитву нашу, немов кадило, перед тобою і прийми її, як благовонний запах. Дай нам мирний цей вечір і близьку вже ніч; зодягни нас у броню світла; визволь нас від нічного страху і всякої речі, що в темряві з'являється, і дай сон, що його ти дарував на відпочинок нашій немічності, вільний від усякого маріння диявольського. Владико, давче добра, хай і на нашій постелі, бувши тобі милими, згадуємо вночі твоє ім'я і, просвічувані навчанням твоїх заповідей, встанемо в душевній радості до звеличування твоєї доброти, приносячи твоєму милосердю молитви і моління, за наші і всіх твоїх людей провини. Відвідай їх задля молитов святої Богородиці.]</w:t>
       </w:r>
     </w:p>
     <w:p>
@@ -7654,49 +7629,374 @@
           <w:szCs w:val="24"/>
           <w:rtl w:val="0"/>
         </w:rPr>
-        <w:t xml:space="preserve"> Господи, Боже наш, що прихилив небо і зійшов на спасіння людського роду! Зглянься на слуг твоїх і на спадкоємство твоє, бо перед тобою, страшним і чоловіколюбним Суддею, слуги твої схилили свої голови і зігнули свої шиї, не від людей очікуючи допомоги, але на твою надіючись милість і твого очікуючи спасіння; тож оберігай їх повсякчасно, і в цей вечір, і в прийдешню ніч збережи від усякого ворога, і від будь-якого зазіхання диявольського, і від думок марних, і спогадів лукавих.</w:t>
-      </w:r>
-    </w:p>
-    <w:p>
-      <w:pPr>
-        <w:spacing w:after="120" w:lineRule="auto"/>
-        <w:rPr/>
-      </w:pPr>
-      <w:r>
-        <w:rPr>
-          <w:rFonts w:ascii="Times New Roman" w:cs="Times New Roman" w:eastAsia="Times New Roman" w:hAnsi="Times New Roman"/>
-          <w:i w:val="1"/>
-          <w:color w:val="ff0000"/>
-          <w:sz w:val="24"/>
-          <w:szCs w:val="24"/>
-          <w:rtl w:val="0"/>
-        </w:rPr>
-        <w:t xml:space="preserve">Священик:</w:t>
-      </w:r>
-      <w:r>
-        <w:rPr>
-          <w:rFonts w:ascii="Times New Roman" w:cs="Times New Roman" w:eastAsia="Times New Roman" w:hAnsi="Times New Roman"/>
-          <w:color w:val="ff0000"/>
-          <w:sz w:val="24"/>
-          <w:szCs w:val="24"/>
-          <w:rtl w:val="0"/>
+        <w:t xml:space="preserve"> Господи, Боже наш, що прихилив небо і зійшов на спасіння людського роду! Зглянься на слуг твоїх і на спадкоємство твоє, бо перед тобою, страшним і людинолюбним Суддею, слуги твої схилили свої голови і зігнули свої шиї, не від людей очікуючи допомоги, але на твою надіючись милість і твого очікуючи спасіння; тож оберігай їх повсякчасно, і в цей вечір, і в прийдешню ніч збережи від усякого ворога, і від будь-якого зазіхання диявольського, і від думок марних, і спогадів лукавих.</w:t>
+      </w:r>
+    </w:p>
+    <w:p>
+      <w:pPr>
+        <w:pStyle w:val="Normal"/>
+        <w:spacing w:after="120"/>
+      </w:pPr>
+      <w:r>
+        <w:rPr>
+          <w:rFonts w:ascii="Times New Roman" w:hAnsi="Times New Roman"/>
+          <w:i/>
+          <w:color w:val="FF0000"/>
+          <w:sz w:val="24"/>
+        </w:rPr>
+        <w:t>Священик:</w:t>
+      </w:r>
+      <w:r>
+        <w:rPr>
+          <w:rFonts w:ascii="Times New Roman" w:hAnsi="Times New Roman"/>
+          <w:color w:val="FF0000"/>
+          <w:sz w:val="24"/>
         </w:rPr>
         <w:t xml:space="preserve"> </w:t>
       </w:r>
       <w:r>
         <w:rPr>
-          <w:rFonts w:ascii="Times New Roman" w:cs="Times New Roman" w:eastAsia="Times New Roman" w:hAnsi="Times New Roman"/>
-          <w:color w:val="000000"/>
-          <w:sz w:val="24"/>
-          <w:szCs w:val="24"/>
-          <w:rtl w:val="0"/>
-        </w:rPr>
-        <w:t xml:space="preserve">Нехай буде влада царства Твого благословенна і дуже прославлена: Отця, і Сина, і Святого Духа, нині і повсякчас, і на віки віків.</w:t>
-      </w:r>
-      <w:r>
-        <w:rPr>
-          <w:rtl w:val="0"/>
-        </w:rPr>
+          <w:rFonts w:ascii="Times New Roman" w:hAnsi="Times New Roman"/>
+          <w:color w:val="000000"/>
+          <w:sz w:val="24"/>
+        </w:rPr>
+        <w:t>Нехай</w:t>
+      </w:r>
+      <w:r>
+        <w:rPr>
+          <w:rFonts w:ascii="Times New Roman" w:hAnsi="Times New Roman"/>
+          <w:color w:val="000000"/>
+          <w:sz w:val="24"/>
+        </w:rPr>
+        <w:t xml:space="preserve"> </w:t>
+      </w:r>
+      <w:r>
+        <w:rPr>
+          <w:rFonts w:ascii="Times New Roman" w:hAnsi="Times New Roman"/>
+          <w:color w:val="000000"/>
+          <w:sz w:val="24"/>
+        </w:rPr>
+        <w:t>буде</w:t>
+      </w:r>
+      <w:r>
+        <w:rPr>
+          <w:rFonts w:ascii="Times New Roman" w:hAnsi="Times New Roman"/>
+          <w:color w:val="000000"/>
+          <w:sz w:val="24"/>
+        </w:rPr>
+        <w:t xml:space="preserve"> </w:t>
+      </w:r>
+      <w:r>
+        <w:rPr>
+          <w:rFonts w:ascii="Times New Roman" w:hAnsi="Times New Roman"/>
+          <w:color w:val="000000"/>
+          <w:sz w:val="24"/>
+        </w:rPr>
+        <w:t>влада</w:t>
+      </w:r>
+      <w:r>
+        <w:rPr>
+          <w:rFonts w:ascii="Times New Roman" w:hAnsi="Times New Roman"/>
+          <w:color w:val="000000"/>
+          <w:sz w:val="24"/>
+        </w:rPr>
+        <w:t xml:space="preserve"> </w:t>
+      </w:r>
+      <w:r>
+        <w:rPr>
+          <w:rFonts w:ascii="Times New Roman" w:hAnsi="Times New Roman"/>
+          <w:color w:val="000000"/>
+          <w:sz w:val="24"/>
+        </w:rPr>
+        <w:t>царства</w:t>
+      </w:r>
+      <w:r>
+        <w:rPr>
+          <w:rFonts w:ascii="Times New Roman" w:hAnsi="Times New Roman"/>
+          <w:color w:val="000000"/>
+          <w:sz w:val="24"/>
+        </w:rPr>
+        <w:t xml:space="preserve"> </w:t>
+      </w:r>
+      <w:r>
+        <w:rPr>
+          <w:rFonts w:ascii="Times New Roman" w:hAnsi="Times New Roman"/>
+          <w:color w:val="000000"/>
+          <w:sz w:val="24"/>
+        </w:rPr>
+        <w:t>Твого</w:t>
+      </w:r>
+      <w:r>
+        <w:rPr>
+          <w:rFonts w:ascii="Times New Roman" w:hAnsi="Times New Roman"/>
+          <w:color w:val="000000"/>
+          <w:sz w:val="24"/>
+        </w:rPr>
+        <w:t xml:space="preserve"> </w:t>
+      </w:r>
+      <w:r>
+        <w:rPr>
+          <w:rFonts w:ascii="Times New Roman" w:hAnsi="Times New Roman"/>
+          <w:color w:val="000000"/>
+          <w:sz w:val="24"/>
+        </w:rPr>
+        <w:t>благословенна</w:t>
+      </w:r>
+      <w:r>
+        <w:rPr>
+          <w:rFonts w:ascii="Times New Roman" w:hAnsi="Times New Roman"/>
+          <w:color w:val="000000"/>
+          <w:sz w:val="24"/>
+        </w:rPr>
+        <w:t xml:space="preserve"> </w:t>
+      </w:r>
+      <w:r>
+        <w:rPr>
+          <w:rFonts w:ascii="Times New Roman" w:hAnsi="Times New Roman"/>
+          <w:color w:val="000000"/>
+          <w:sz w:val="24"/>
+        </w:rPr>
+        <w:t>і</w:t>
+      </w:r>
+      <w:r>
+        <w:rPr>
+          <w:rFonts w:ascii="Times New Roman" w:hAnsi="Times New Roman"/>
+          <w:color w:val="000000"/>
+          <w:sz w:val="24"/>
+        </w:rPr>
+        <w:t xml:space="preserve"> </w:t>
+      </w:r>
+      <w:r>
+        <w:rPr>
+          <w:rFonts w:ascii="Times New Roman" w:hAnsi="Times New Roman"/>
+          <w:color w:val="000000"/>
+          <w:sz w:val="24"/>
+        </w:rPr>
+        <w:t>дуже</w:t>
+      </w:r>
+      <w:r>
+        <w:rPr>
+          <w:rFonts w:ascii="Times New Roman" w:hAnsi="Times New Roman"/>
+          <w:color w:val="000000"/>
+          <w:sz w:val="24"/>
+        </w:rPr>
+        <w:t xml:space="preserve"> </w:t>
+      </w:r>
+      <w:r>
+        <w:rPr>
+          <w:rFonts w:ascii="Times New Roman" w:hAnsi="Times New Roman"/>
+          <w:color w:val="000000"/>
+          <w:sz w:val="24"/>
+        </w:rPr>
+        <w:t>прославлена:</w:t>
+      </w:r>
+      <w:r>
+        <w:rPr>
+          <w:rFonts w:ascii="Times New Roman" w:hAnsi="Times New Roman"/>
+          <w:color w:val="000000"/>
+          <w:sz w:val="24"/>
+        </w:rPr>
+        <w:t xml:space="preserve"> </w:t>
+      </w:r>
+      <w:r>
+        <w:rPr>
+          <w:rFonts w:ascii="Times New Roman" w:hAnsi="Times New Roman"/>
+          <w:color w:val="000000"/>
+          <w:sz w:val="24"/>
+        </w:rPr>
+        <w:t>Отця,</w:t>
+      </w:r>
+      <w:r>
+        <w:rPr>
+          <w:rFonts w:ascii="Times New Roman" w:hAnsi="Times New Roman"/>
+          <w:color w:val="000000"/>
+          <w:sz w:val="24"/>
+        </w:rPr>
+        <w:t xml:space="preserve"> </w:t>
+      </w:r>
+      <w:r>
+        <w:rPr>
+          <w:rFonts w:ascii="Times New Roman" w:hAnsi="Times New Roman"/>
+          <w:color w:val="000000"/>
+          <w:sz w:val="24"/>
+        </w:rPr>
+        <w:t>і</w:t>
+      </w:r>
+      <w:r>
+        <w:rPr>
+          <w:rFonts w:ascii="Times New Roman" w:hAnsi="Times New Roman"/>
+          <w:color w:val="000000"/>
+          <w:sz w:val="24"/>
+        </w:rPr>
+        <w:t xml:space="preserve"> </w:t>
+      </w:r>
+      <w:r>
+        <w:rPr>
+          <w:rFonts w:ascii="Times New Roman" w:hAnsi="Times New Roman"/>
+          <w:color w:val="000000"/>
+          <w:sz w:val="24"/>
+        </w:rPr>
+        <w:t>Сина,</w:t>
+      </w:r>
+      <w:r>
+        <w:rPr>
+          <w:rFonts w:ascii="Times New Roman" w:hAnsi="Times New Roman"/>
+          <w:color w:val="000000"/>
+          <w:sz w:val="24"/>
+        </w:rPr>
+        <w:t xml:space="preserve"> </w:t>
+      </w:r>
+      <w:r>
+        <w:rPr>
+          <w:rFonts w:ascii="Times New Roman" w:hAnsi="Times New Roman"/>
+          <w:color w:val="000000"/>
+          <w:sz w:val="24"/>
+        </w:rPr>
+        <w:t>і</w:t>
+      </w:r>
+      <w:r>
+        <w:rPr>
+          <w:rFonts w:ascii="Times New Roman" w:hAnsi="Times New Roman"/>
+          <w:color w:val="000000"/>
+          <w:sz w:val="24"/>
+        </w:rPr>
+        <w:t xml:space="preserve"> </w:t>
+      </w:r>
+      <w:r>
+        <w:rPr>
+          <w:rFonts w:ascii="Times New Roman" w:hAnsi="Times New Roman"/>
+          <w:color w:val="000000"/>
+          <w:sz w:val="24"/>
+        </w:rPr>
+        <w:t>Святого</w:t>
+      </w:r>
+      <w:r>
+        <w:rPr>
+          <w:rFonts w:ascii="Times New Roman" w:hAnsi="Times New Roman"/>
+          <w:color w:val="000000"/>
+          <w:sz w:val="24"/>
+        </w:rPr>
+        <w:t xml:space="preserve"> </w:t>
+      </w:r>
+      <w:r>
+        <w:rPr>
+          <w:rFonts w:ascii="Times New Roman" w:hAnsi="Times New Roman"/>
+          <w:color w:val="000000"/>
+          <w:sz w:val="24"/>
+        </w:rPr>
+        <w:t>Духа,</w:t>
+      </w:r>
+      <w:r>
+        <w:rPr>
+          <w:rFonts w:ascii="Times New Roman" w:hAnsi="Times New Roman"/>
+          <w:color w:val="000000"/>
+          <w:sz w:val="24"/>
+        </w:rPr>
+        <w:t xml:space="preserve"> </w:t>
+      </w:r>
+      <w:r>
+        <w:rPr>
+          <w:rFonts w:ascii="Times New Roman" w:hAnsi="Times New Roman"/>
+          <w:color w:val="000000"/>
+          <w:sz w:val="24"/>
+        </w:rPr>
+        <w:t>нині</w:t>
+      </w:r>
+      <w:r>
+        <w:rPr>
+          <w:rFonts w:ascii="Times New Roman" w:hAnsi="Times New Roman"/>
+          <w:color w:val="000000"/>
+          <w:sz w:val="24"/>
+        </w:rPr>
+        <w:t xml:space="preserve"> </w:t>
+      </w:r>
+      <w:r>
+        <w:rPr>
+          <w:rFonts w:ascii="Times New Roman" w:hAnsi="Times New Roman"/>
+          <w:color w:val="000000"/>
+          <w:sz w:val="24"/>
+        </w:rPr>
+        <w:t>і</w:t>
+      </w:r>
+      <w:r>
+        <w:rPr>
+          <w:rFonts w:ascii="Times New Roman" w:hAnsi="Times New Roman"/>
+          <w:color w:val="000000"/>
+          <w:sz w:val="24"/>
+        </w:rPr>
+        <w:t xml:space="preserve"> </w:t>
+      </w:r>
+      <w:r>
+        <w:rPr>
+          <w:rFonts w:ascii="Times New Roman" w:hAnsi="Times New Roman"/>
+          <w:color w:val="000000"/>
+          <w:sz w:val="24"/>
+        </w:rPr>
+        <w:t>повсякчас,</w:t>
+      </w:r>
+      <w:r>
+        <w:rPr>
+          <w:rFonts w:ascii="Times New Roman" w:hAnsi="Times New Roman"/>
+          <w:color w:val="000000"/>
+          <w:sz w:val="24"/>
+        </w:rPr>
+        <w:t xml:space="preserve"> </w:t>
+      </w:r>
+      <w:r>
+        <w:rPr>
+          <w:rFonts w:ascii="Times New Roman" w:hAnsi="Times New Roman"/>
+          <w:color w:val="000000"/>
+          <w:sz w:val="24"/>
+        </w:rPr>
+        <w:t>і</w:t>
+      </w:r>
+      <w:r>
+        <w:rPr>
+          <w:rFonts w:ascii="Times New Roman" w:hAnsi="Times New Roman"/>
+          <w:color w:val="000000"/>
+          <w:sz w:val="24"/>
+        </w:rPr>
+        <w:t xml:space="preserve"> </w:t>
+      </w:r>
+      <w:r>
+        <w:rPr>
+          <w:rFonts w:ascii="Times New Roman" w:hAnsi="Times New Roman"/>
+          <w:color w:val="000000"/>
+          <w:sz w:val="24"/>
+        </w:rPr>
+        <w:t>на</w:t>
+      </w:r>
+      <w:r>
+        <w:rPr>
+          <w:rFonts w:ascii="Times New Roman" w:hAnsi="Times New Roman"/>
+          <w:color w:val="000000"/>
+          <w:sz w:val="24"/>
+        </w:rPr>
+        <w:t xml:space="preserve"> </w:t>
+      </w:r>
+      <w:r>
+        <w:rPr>
+          <w:rFonts w:ascii="Times New Roman" w:hAnsi="Times New Roman"/>
+          <w:color w:val="000000"/>
+          <w:sz w:val="24"/>
+        </w:rPr>
+        <w:t>віки</w:t>
+      </w:r>
+      <w:r>
+        <w:rPr>
+          <w:rFonts w:ascii="Times New Roman" w:hAnsi="Times New Roman"/>
+          <w:color w:val="000000"/>
+          <w:sz w:val="24"/>
+        </w:rPr>
+        <w:t xml:space="preserve"> </w:t>
+      </w:r>
+      <w:r>
+        <w:rPr>
+          <w:rFonts w:ascii="Times New Roman" w:hAnsi="Times New Roman"/>
+          <w:color w:val="000000"/>
+          <w:sz w:val="24"/>
+        </w:rPr>
+        <w:t>віків.</w:t>
       </w:r>
     </w:p>
     <w:p>
@@ -8061,82 +8361,432 @@
     </w:p>
     <w:p>
       <w:pPr>
-        <w:spacing w:after="120" w:lineRule="auto"/>
-        <w:jc w:val="both"/>
-        <w:rPr>
-          <w:rFonts w:ascii="Times New Roman" w:cs="Times New Roman" w:eastAsia="Times New Roman" w:hAnsi="Times New Roman"/>
-          <w:sz w:val="24"/>
-          <w:szCs w:val="24"/>
-        </w:rPr>
-      </w:pPr>
-      <w:r>
-        <w:rPr>
-          <w:rFonts w:ascii="Times New Roman" w:cs="Times New Roman" w:eastAsia="Times New Roman" w:hAnsi="Times New Roman"/>
-          <w:sz w:val="24"/>
-          <w:szCs w:val="24"/>
-          <w:rtl w:val="0"/>
-        </w:rPr>
-        <w:t xml:space="preserve">Нині відпускаєш слугу твого, Владико,* за твоїм словом у мирі. </w:t>
-      </w:r>
-    </w:p>
-    <w:p>
-      <w:pPr>
-        <w:spacing w:after="120" w:lineRule="auto"/>
-        <w:jc w:val="both"/>
-        <w:rPr>
-          <w:rFonts w:ascii="Times New Roman" w:cs="Times New Roman" w:eastAsia="Times New Roman" w:hAnsi="Times New Roman"/>
-          <w:sz w:val="24"/>
-          <w:szCs w:val="24"/>
-        </w:rPr>
-      </w:pPr>
-      <w:r>
-        <w:rPr>
-          <w:rFonts w:ascii="Times New Roman" w:cs="Times New Roman" w:eastAsia="Times New Roman" w:hAnsi="Times New Roman"/>
-          <w:sz w:val="24"/>
-          <w:szCs w:val="24"/>
-          <w:rtl w:val="0"/>
-        </w:rPr>
-        <w:t xml:space="preserve">Бо побачили очі мої* спасіння твоє, </w:t>
-      </w:r>
-    </w:p>
-    <w:p>
-      <w:pPr>
-        <w:spacing w:after="120" w:lineRule="auto"/>
-        <w:jc w:val="both"/>
-        <w:rPr>
-          <w:rFonts w:ascii="Times New Roman" w:cs="Times New Roman" w:eastAsia="Times New Roman" w:hAnsi="Times New Roman"/>
-          <w:sz w:val="24"/>
-          <w:szCs w:val="24"/>
-        </w:rPr>
-      </w:pPr>
-      <w:r>
-        <w:rPr>
-          <w:rFonts w:ascii="Times New Roman" w:cs="Times New Roman" w:eastAsia="Times New Roman" w:hAnsi="Times New Roman"/>
-          <w:sz w:val="24"/>
-          <w:szCs w:val="24"/>
-          <w:rtl w:val="0"/>
-        </w:rPr>
-        <w:t xml:space="preserve">Що приготував ти* перед усіма народами. </w:t>
-      </w:r>
-    </w:p>
-    <w:p>
-      <w:pPr>
-        <w:spacing w:after="120" w:lineRule="auto"/>
-        <w:rPr/>
-      </w:pPr>
-      <w:r>
-        <w:rPr>
-          <w:rFonts w:ascii="Times New Roman" w:cs="Times New Roman" w:eastAsia="Times New Roman" w:hAnsi="Times New Roman"/>
-          <w:sz w:val="24"/>
-          <w:szCs w:val="24"/>
-          <w:rtl w:val="0"/>
-        </w:rPr>
-        <w:t xml:space="preserve">Світло на просвіту поганам,* і славу люду твого, Ізраїля.</w:t>
-      </w:r>
-      <w:r>
-        <w:rPr>
-          <w:rtl w:val="0"/>
-        </w:rPr>
+        <w:pStyle w:val="Normal"/>
+        <w:spacing w:after="120"/>
+      </w:pPr>
+      <w:r>
+        <w:rPr>
+          <w:rFonts w:ascii="Times New Roman" w:hAnsi="Times New Roman"/>
+          <w:sz w:val="24"/>
+        </w:rPr>
+        <w:t>Ни́ні</w:t>
+      </w:r>
+      <w:r>
+        <w:rPr>
+          <w:rFonts w:ascii="Times New Roman" w:hAnsi="Times New Roman"/>
+          <w:sz w:val="24"/>
+        </w:rPr>
+        <w:t xml:space="preserve"> </w:t>
+      </w:r>
+      <w:r>
+        <w:rPr>
+          <w:rFonts w:ascii="Times New Roman" w:hAnsi="Times New Roman"/>
+          <w:sz w:val="24"/>
+        </w:rPr>
+        <w:t>відпуска́єш</w:t>
+      </w:r>
+      <w:r>
+        <w:rPr>
+          <w:rFonts w:ascii="Times New Roman" w:hAnsi="Times New Roman"/>
+          <w:sz w:val="24"/>
+        </w:rPr>
+        <w:t xml:space="preserve"> </w:t>
+      </w:r>
+      <w:r>
+        <w:rPr>
+          <w:rFonts w:ascii="Times New Roman" w:hAnsi="Times New Roman"/>
+          <w:sz w:val="24"/>
+        </w:rPr>
+        <w:t>слугу́</w:t>
+      </w:r>
+      <w:r>
+        <w:rPr>
+          <w:rFonts w:ascii="Times New Roman" w:hAnsi="Times New Roman"/>
+          <w:sz w:val="24"/>
+        </w:rPr>
+        <w:t xml:space="preserve"> </w:t>
+      </w:r>
+      <w:r>
+        <w:rPr>
+          <w:rFonts w:ascii="Times New Roman" w:hAnsi="Times New Roman"/>
+          <w:sz w:val="24"/>
+        </w:rPr>
+        <w:t>Твого́,</w:t>
+      </w:r>
+      <w:r>
+        <w:rPr>
+          <w:rFonts w:ascii="Times New Roman" w:hAnsi="Times New Roman"/>
+          <w:sz w:val="24"/>
+        </w:rPr>
+        <w:t xml:space="preserve"> </w:t>
+      </w:r>
+      <w:r>
+        <w:rPr>
+          <w:rFonts w:ascii="Times New Roman" w:hAnsi="Times New Roman"/>
+          <w:sz w:val="24"/>
+        </w:rPr>
+        <w:t>Влади́ко,*</w:t>
+      </w:r>
+      <w:r>
+        <w:rPr>
+          <w:rFonts w:ascii="Times New Roman" w:hAnsi="Times New Roman"/>
+          <w:sz w:val="24"/>
+        </w:rPr>
+        <w:t xml:space="preserve"> </w:t>
+      </w:r>
+      <w:r>
+        <w:rPr>
+          <w:rFonts w:ascii="Times New Roman" w:hAnsi="Times New Roman"/>
+          <w:sz w:val="24"/>
+        </w:rPr>
+        <w:t>за</w:t>
+      </w:r>
+      <w:r>
+        <w:rPr>
+          <w:rFonts w:ascii="Times New Roman" w:hAnsi="Times New Roman"/>
+          <w:sz w:val="24"/>
+        </w:rPr>
+        <w:t xml:space="preserve"> </w:t>
+      </w:r>
+      <w:r>
+        <w:rPr>
+          <w:rFonts w:ascii="Times New Roman" w:hAnsi="Times New Roman"/>
+          <w:sz w:val="24"/>
+        </w:rPr>
+        <w:t>Твої́м</w:t>
+      </w:r>
+      <w:r>
+        <w:rPr>
+          <w:rFonts w:ascii="Times New Roman" w:hAnsi="Times New Roman"/>
+          <w:sz w:val="24"/>
+        </w:rPr>
+        <w:t xml:space="preserve"> </w:t>
+      </w:r>
+      <w:r>
+        <w:rPr>
+          <w:rFonts w:ascii="Times New Roman" w:hAnsi="Times New Roman"/>
+          <w:sz w:val="24"/>
+        </w:rPr>
+        <w:t>сло́вом</w:t>
+      </w:r>
+      <w:r>
+        <w:rPr>
+          <w:rFonts w:ascii="Times New Roman" w:hAnsi="Times New Roman"/>
+          <w:sz w:val="24"/>
+        </w:rPr>
+        <w:t xml:space="preserve"> </w:t>
+      </w:r>
+      <w:r>
+        <w:rPr>
+          <w:rFonts w:ascii="Times New Roman" w:hAnsi="Times New Roman"/>
+          <w:sz w:val="24"/>
+        </w:rPr>
+        <w:t>у</w:t>
+      </w:r>
+      <w:r>
+        <w:rPr>
+          <w:rFonts w:ascii="Times New Roman" w:hAnsi="Times New Roman"/>
+          <w:sz w:val="24"/>
+        </w:rPr>
+        <w:t xml:space="preserve"> </w:t>
+      </w:r>
+      <w:r>
+        <w:rPr>
+          <w:rFonts w:ascii="Times New Roman" w:hAnsi="Times New Roman"/>
+          <w:sz w:val="24"/>
+        </w:rPr>
+        <w:t>ми́рі.</w:t>
+      </w:r>
+    </w:p>
+    <w:p>
+      <w:pPr>
+        <w:pStyle w:val="Normal"/>
+        <w:spacing w:after="120"/>
+      </w:pPr>
+      <w:r>
+        <w:rPr>
+          <w:rFonts w:ascii="Times New Roman" w:hAnsi="Times New Roman"/>
+          <w:sz w:val="24"/>
+        </w:rPr>
+        <w:t>Бо</w:t>
+      </w:r>
+      <w:r>
+        <w:rPr>
+          <w:rFonts w:ascii="Times New Roman" w:hAnsi="Times New Roman"/>
+          <w:sz w:val="24"/>
+        </w:rPr>
+        <w:t xml:space="preserve"> </w:t>
+      </w:r>
+      <w:r>
+        <w:rPr>
+          <w:rFonts w:ascii="Times New Roman" w:hAnsi="Times New Roman"/>
+          <w:sz w:val="24"/>
+        </w:rPr>
+        <w:t>поба́чили</w:t>
+      </w:r>
+      <w:r>
+        <w:rPr>
+          <w:rFonts w:ascii="Times New Roman" w:hAnsi="Times New Roman"/>
+          <w:sz w:val="24"/>
+        </w:rPr>
+        <w:t xml:space="preserve"> </w:t>
+      </w:r>
+      <w:r>
+        <w:rPr>
+          <w:rFonts w:ascii="Times New Roman" w:hAnsi="Times New Roman"/>
+          <w:sz w:val="24"/>
+        </w:rPr>
+        <w:t>о́чі</w:t>
+      </w:r>
+      <w:r>
+        <w:rPr>
+          <w:rFonts w:ascii="Times New Roman" w:hAnsi="Times New Roman"/>
+          <w:sz w:val="24"/>
+        </w:rPr>
+        <w:t xml:space="preserve"> </w:t>
+      </w:r>
+      <w:r>
+        <w:rPr>
+          <w:rFonts w:ascii="Times New Roman" w:hAnsi="Times New Roman"/>
+          <w:sz w:val="24"/>
+        </w:rPr>
+        <w:t>мої́*</w:t>
+      </w:r>
+      <w:r>
+        <w:rPr>
+          <w:rFonts w:ascii="Times New Roman" w:hAnsi="Times New Roman"/>
+          <w:sz w:val="24"/>
+        </w:rPr>
+        <w:t xml:space="preserve"> </w:t>
+      </w:r>
+      <w:r>
+        <w:rPr>
+          <w:rFonts w:ascii="Times New Roman" w:hAnsi="Times New Roman"/>
+          <w:sz w:val="24"/>
+        </w:rPr>
+        <w:t>спасі́ння</w:t>
+      </w:r>
+      <w:r>
+        <w:rPr>
+          <w:rFonts w:ascii="Times New Roman" w:hAnsi="Times New Roman"/>
+          <w:sz w:val="24"/>
+        </w:rPr>
+        <w:t xml:space="preserve"> </w:t>
+      </w:r>
+      <w:r>
+        <w:rPr>
+          <w:rFonts w:ascii="Times New Roman" w:hAnsi="Times New Roman"/>
+          <w:sz w:val="24"/>
+        </w:rPr>
+        <w:t>Твоє́;</w:t>
+      </w:r>
+    </w:p>
+    <w:p>
+      <w:pPr>
+        <w:pStyle w:val="Normal"/>
+        <w:spacing w:after="120"/>
+      </w:pPr>
+      <w:r>
+        <w:rPr>
+          <w:rFonts w:ascii="Times New Roman" w:hAnsi="Times New Roman"/>
+          <w:sz w:val="24"/>
+        </w:rPr>
+        <w:t>Що</w:t>
+      </w:r>
+      <w:r>
+        <w:rPr>
+          <w:rFonts w:ascii="Times New Roman" w:hAnsi="Times New Roman"/>
+          <w:sz w:val="24"/>
+        </w:rPr>
+        <w:t xml:space="preserve"> </w:t>
+      </w:r>
+      <w:r>
+        <w:rPr>
+          <w:rFonts w:ascii="Times New Roman" w:hAnsi="Times New Roman"/>
+          <w:sz w:val="24"/>
+        </w:rPr>
+        <w:t>приготува́в</w:t>
+      </w:r>
+      <w:r>
+        <w:rPr>
+          <w:rFonts w:ascii="Times New Roman" w:hAnsi="Times New Roman"/>
+          <w:sz w:val="24"/>
+        </w:rPr>
+        <w:t xml:space="preserve"> </w:t>
+      </w:r>
+      <w:r>
+        <w:rPr>
+          <w:rFonts w:ascii="Times New Roman" w:hAnsi="Times New Roman"/>
+          <w:sz w:val="24"/>
+        </w:rPr>
+        <w:t>Ти*</w:t>
+      </w:r>
+      <w:r>
+        <w:rPr>
+          <w:rFonts w:ascii="Times New Roman" w:hAnsi="Times New Roman"/>
+          <w:sz w:val="24"/>
+        </w:rPr>
+        <w:t xml:space="preserve"> </w:t>
+      </w:r>
+      <w:r>
+        <w:rPr>
+          <w:rFonts w:ascii="Times New Roman" w:hAnsi="Times New Roman"/>
+          <w:sz w:val="24"/>
+        </w:rPr>
+        <w:t>пе́ред</w:t>
+      </w:r>
+      <w:r>
+        <w:rPr>
+          <w:rFonts w:ascii="Times New Roman" w:hAnsi="Times New Roman"/>
+          <w:sz w:val="24"/>
+        </w:rPr>
+        <w:t xml:space="preserve"> </w:t>
+      </w:r>
+      <w:r>
+        <w:rPr>
+          <w:rFonts w:ascii="Times New Roman" w:hAnsi="Times New Roman"/>
+          <w:sz w:val="24"/>
+        </w:rPr>
+        <w:t>усіма́</w:t>
+      </w:r>
+      <w:r>
+        <w:rPr>
+          <w:rFonts w:ascii="Times New Roman" w:hAnsi="Times New Roman"/>
+          <w:sz w:val="24"/>
+        </w:rPr>
+        <w:t xml:space="preserve"> </w:t>
+      </w:r>
+      <w:r>
+        <w:rPr>
+          <w:rFonts w:ascii="Times New Roman" w:hAnsi="Times New Roman"/>
+          <w:sz w:val="24"/>
+        </w:rPr>
+        <w:t>наро́дами;</w:t>
+      </w:r>
+    </w:p>
+    <w:p>
+      <w:pPr>
+        <w:pStyle w:val="Normal"/>
+        <w:spacing w:after="120"/>
+      </w:pPr>
+      <w:r>
+        <w:rPr>
+          <w:rFonts w:ascii="Times New Roman" w:hAnsi="Times New Roman"/>
+          <w:sz w:val="24"/>
+        </w:rPr>
+        <w:t>Сві́тло</w:t>
+      </w:r>
+      <w:r>
+        <w:rPr>
+          <w:rFonts w:ascii="Times New Roman" w:hAnsi="Times New Roman"/>
+          <w:sz w:val="24"/>
+        </w:rPr>
+        <w:t xml:space="preserve"> </w:t>
+      </w:r>
+      <w:r>
+        <w:rPr>
+          <w:rFonts w:ascii="Times New Roman" w:hAnsi="Times New Roman"/>
+          <w:sz w:val="24"/>
+        </w:rPr>
+        <w:t>на</w:t>
+      </w:r>
+      <w:r>
+        <w:rPr>
+          <w:rFonts w:ascii="Times New Roman" w:hAnsi="Times New Roman"/>
+          <w:sz w:val="24"/>
+        </w:rPr>
+        <w:t xml:space="preserve"> </w:t>
+      </w:r>
+      <w:r>
+        <w:rPr>
+          <w:rFonts w:ascii="Times New Roman" w:hAnsi="Times New Roman"/>
+          <w:sz w:val="24"/>
+        </w:rPr>
+        <w:t>просві́ту</w:t>
+      </w:r>
+      <w:r>
+        <w:rPr>
+          <w:rFonts w:ascii="Times New Roman" w:hAnsi="Times New Roman"/>
+          <w:sz w:val="24"/>
+        </w:rPr>
+        <w:t xml:space="preserve"> </w:t>
+      </w:r>
+      <w:r>
+        <w:rPr>
+          <w:rFonts w:ascii="Times New Roman" w:hAnsi="Times New Roman"/>
+          <w:sz w:val="24"/>
+        </w:rPr>
+        <w:t>пога́нам,*</w:t>
+      </w:r>
+      <w:r>
+        <w:rPr>
+          <w:rFonts w:ascii="Times New Roman" w:hAnsi="Times New Roman"/>
+          <w:sz w:val="24"/>
+        </w:rPr>
+        <w:t xml:space="preserve"> </w:t>
+      </w:r>
+      <w:r>
+        <w:rPr>
+          <w:rFonts w:ascii="Times New Roman" w:hAnsi="Times New Roman"/>
+          <w:sz w:val="24"/>
+        </w:rPr>
+        <w:t>і</w:t>
+      </w:r>
+      <w:r>
+        <w:rPr>
+          <w:rFonts w:ascii="Times New Roman" w:hAnsi="Times New Roman"/>
+          <w:sz w:val="24"/>
+        </w:rPr>
+        <w:t xml:space="preserve"> </w:t>
+      </w:r>
+      <w:r>
+        <w:rPr>
+          <w:rFonts w:ascii="Times New Roman" w:hAnsi="Times New Roman"/>
+          <w:sz w:val="24"/>
+        </w:rPr>
+        <w:t>сла́ву</w:t>
+      </w:r>
+      <w:r>
+        <w:rPr>
+          <w:rFonts w:ascii="Times New Roman" w:hAnsi="Times New Roman"/>
+          <w:sz w:val="24"/>
+        </w:rPr>
+        <w:t xml:space="preserve"> </w:t>
+      </w:r>
+      <w:r>
+        <w:rPr>
+          <w:rFonts w:ascii="Times New Roman" w:hAnsi="Times New Roman"/>
+          <w:sz w:val="24"/>
+        </w:rPr>
+        <w:t>лю́ду</w:t>
+      </w:r>
+      <w:r>
+        <w:rPr>
+          <w:rFonts w:ascii="Times New Roman" w:hAnsi="Times New Roman"/>
+          <w:sz w:val="24"/>
+        </w:rPr>
+        <w:t xml:space="preserve"> </w:t>
+      </w:r>
+      <w:r>
+        <w:rPr>
+          <w:rFonts w:ascii="Times New Roman" w:hAnsi="Times New Roman"/>
+          <w:sz w:val="24"/>
+        </w:rPr>
+        <w:t>Твого́,</w:t>
+      </w:r>
+      <w:r>
+        <w:rPr>
+          <w:rFonts w:ascii="Times New Roman" w:hAnsi="Times New Roman"/>
+          <w:sz w:val="24"/>
+        </w:rPr>
+        <w:t xml:space="preserve"> </w:t>
+      </w:r>
+      <w:r>
+        <w:rPr>
+          <w:rFonts w:ascii="Times New Roman" w:hAnsi="Times New Roman"/>
+          <w:sz w:val="24"/>
+        </w:rPr>
+        <w:t>Ізра́їля.</w:t>
       </w:r>
     </w:p>
     <w:p>
@@ -8493,7 +9143,7 @@
           <w:szCs w:val="24"/>
           <w:rtl w:val="0"/>
         </w:rPr>
-        <w:t xml:space="preserve">Ти, Милосердний, що задля нас народився з Діви,* витерпів розп'яття і смертю смерть подолав* і, як Бог, появив воскресіння,* не погорди тими, що їх ти створив рукою своєю.* Покажи, Милостивий, своє чоловіколюбство,* прийми Богородицю, що тебе породила й молиться за нас,* і спаси, Спасе наш, людей зневірених.</w:t>
+        <w:t>Ти, Милосердний, що задля нас народився з Діви,* витерпів розп'яття і смертю смерть подолав* і, як Бог, появив воскресіння,* не погорди тими, що їх ти створив рукою своєю.* Покажи, Милостивий, своє людинолюбство,* прийми Богородицю, що тебе породила й молиться за нас,* і спаси, Спасе наш, людей зневірених.</w:t>
       </w:r>
       <w:r>
         <w:rPr>
@@ -10483,7 +11133,7 @@
           <w:szCs w:val="24"/>
           <w:rtl w:val="0"/>
         </w:rPr>
-        <w:t xml:space="preserve">Мене залічено до тих, що сходять у яму.* Я став як чоловік, що допомоги не має.</w:t>
+        <w:t>Мене залічено до тих, що сходять у яму.* Я став як людина, що допомоги не має.</w:t>
       </w:r>
     </w:p>
     <w:p>
@@ -11955,7 +12605,7 @@
           <w:szCs w:val="24"/>
           <w:rtl w:val="0"/>
         </w:rPr>
-        <w:t xml:space="preserve"> Господи, Боже наш! Ти за покаяння дарував людям відпущення, нам же, як образ пізнання і визнання гріхів, показав покаяння і прощення пророка Давида. Тож, Владико, помилуй з великої милости твоєї нас, що в чимало великих гріхів впали, і по багатстві ласк твоїх очисти беззаконня наші, бо перед тобою згрішили ми, Господи, що невідомі й таємні речі серця людського знаєш, і єдиний ти маєш владу прощати гріхи. Серце ж чисте вчини в нас і Духом владичним утверди нас, і радість спасіння твого яви нам. Не відкинь нас від лиця твого, але дозволь, як Добрий і Чоловіколюбець, аж до останнього нашого віддиху появляти тобі жертву справедливости й приноси на святих твоїх жертовниках, милістю і ласками і чоловіколюб'ям єдинородного Сина твого, з яким ти є благословенний з пресвятим, добрим і животворящим твоїм Духом, нині й повсякчас, і на віки віків. Амінь.</w:t>
+        <w:t xml:space="preserve"> Господи, Боже наш! Ти за покаяння дарував людям відпущення, нам же, як образ пізнання і визнання гріхів, показав покаяння і прощення пророка Давида. Тож, Владико, помилуй з великої милости твоєї нас, що в чимало великих гріхів впали, і по багатстві ласк твоїх очисти беззаконня наші, бо перед тобою згрішили ми, Господи, що невідомі й таємні речі серця людського знаєш, і єдиний ти маєш владу прощати гріхи. Серце ж чисте вчини в нас і Духом владичним утверди нас, і радість спасіння твого яви нам. Не відкинь нас від лиця твого, але дозволь, як Добрий і Людинолюбець, аж до останнього нашого віддиху появляти тобі жертву справедливости й приноси на святих твоїх жертовниках, милістю і ласками і людинолюб'ям єдинородного Сина твого, з яким ти є благословенний з пресвятим, добрим і животворящим твоїм Духом, нині й повсякчас, і на віки віків. Амінь.</w:t>
       </w:r>
     </w:p>
     <w:p>
@@ -13398,7 +14048,7 @@
           <w:szCs w:val="24"/>
           <w:rtl w:val="0"/>
         </w:rPr>
-        <w:t xml:space="preserve">Ти, Милосердний, що задля нас народився з Діви,* витерпів розп'яття і смертю смерть подолав* і, як Бог, появив воскресіння,* не погорди тими, що їх ти створив рукою своєю.* Покажи, Милостивий, своє чоловіколюбство,* прийми Богородицю, що тебе породила й молиться за нас,* і спаси, Спасе наш, людей зневірених.</w:t>
+        <w:t>Ти, Милосердний, що задля нас народився з Діви,* витерпів розп'яття і смертю смерть подолав* і, як Бог, появив воскресіння,* не погорди тими, що їх ти створив рукою своєю.* Покажи, Милостивий, своє людинолюбство,* прийми Богородицю, що тебе породила й молиться за нас,* і спаси, Спасе наш, людей зневірених.</w:t>
       </w:r>
       <w:r>
         <w:rPr>
@@ -15098,7 +15748,7 @@
           <w:szCs w:val="24"/>
           <w:rtl w:val="0"/>
         </w:rPr>
-        <w:t xml:space="preserve">: Життєдавця породивши, ти, Діво,* Адама з гріха визволила,* Єві радість замість смутку подала,* а відпалих від життя повернув до нього той,* що з тебе тіло прийняв – Бог і чоловік.</w:t>
+        <w:t>: Життєдавця породивши, ти, Діво,* Адама з гріха визволила,* Єві радість замість смутку подала,* а відпалих від життя повернув до нього той,* що з тебе тіло прийняв – Бог і людина.</w:t>
       </w:r>
     </w:p>
     <w:p>
@@ -16319,34 +16969,465 @@
     </w:p>
     <w:p>
       <w:pPr>
-        <w:spacing w:after="120" w:lineRule="auto"/>
-        <w:rPr/>
-      </w:pPr>
-      <w:r>
-        <w:rPr>
-          <w:rFonts w:ascii="Times New Roman" w:cs="Times New Roman" w:eastAsia="Times New Roman" w:hAnsi="Times New Roman"/>
-          <w:i w:val="1"/>
-          <w:color w:val="ff0000"/>
-          <w:sz w:val="24"/>
-          <w:szCs w:val="24"/>
-          <w:rtl w:val="0"/>
-        </w:rPr>
-        <w:t xml:space="preserve">Священик:</w:t>
-      </w:r>
-      <w:r>
-        <w:rPr>
-          <w:rFonts w:ascii="Times New Roman" w:cs="Times New Roman" w:eastAsia="Times New Roman" w:hAnsi="Times New Roman"/>
-          <w:color w:val="000000"/>
-          <w:sz w:val="24"/>
-          <w:szCs w:val="24"/>
-          <w:rtl w:val="0"/>
-        </w:rPr>
-        <w:t xml:space="preserve"> Бо Ти святий єси, Боже наш, і в святині перебуваєш, і ми Тобі славу віддаємо: Отцю, і Сину, і Святому Духові, нині і повсякчас, і на віки віків.</w:t>
-      </w:r>
-      <w:r>
-        <w:rPr>
-          <w:rtl w:val="0"/>
-        </w:rPr>
+        <w:pStyle w:val="Normal"/>
+        <w:spacing w:after="120"/>
+      </w:pPr>
+      <w:r>
+        <w:rPr>
+          <w:rFonts w:ascii="Times New Roman" w:hAnsi="Times New Roman"/>
+          <w:i/>
+          <w:color w:val="FF0000"/>
+          <w:sz w:val="24"/>
+        </w:rPr>
+        <w:t>Священик:</w:t>
+      </w:r>
+      <w:r>
+        <w:rPr>
+          <w:rFonts w:ascii="Times New Roman" w:hAnsi="Times New Roman"/>
+          <w:color w:val="000000"/>
+          <w:sz w:val="24"/>
+        </w:rPr>
+        <w:t xml:space="preserve"> </w:t>
+      </w:r>
+      <w:r>
+        <w:rPr>
+          <w:rFonts w:ascii="Times New Roman" w:hAnsi="Times New Roman"/>
+          <w:color w:val="000000"/>
+          <w:sz w:val="24"/>
+        </w:rPr>
+        <w:t>Бо</w:t>
+      </w:r>
+      <w:r>
+        <w:rPr>
+          <w:rFonts w:ascii="Times New Roman" w:hAnsi="Times New Roman"/>
+          <w:color w:val="000000"/>
+          <w:sz w:val="24"/>
+        </w:rPr>
+        <w:t xml:space="preserve"> </w:t>
+      </w:r>
+      <w:r>
+        <w:rPr>
+          <w:rFonts w:ascii="Times New Roman" w:hAnsi="Times New Roman"/>
+          <w:color w:val="000000"/>
+          <w:sz w:val="24"/>
+        </w:rPr>
+        <w:t>Ти</w:t>
+      </w:r>
+      <w:r>
+        <w:rPr>
+          <w:rFonts w:ascii="Times New Roman" w:hAnsi="Times New Roman"/>
+          <w:color w:val="000000"/>
+          <w:sz w:val="24"/>
+        </w:rPr>
+        <w:t xml:space="preserve"> </w:t>
+      </w:r>
+      <w:r>
+        <w:rPr>
+          <w:rFonts w:ascii="Times New Roman" w:hAnsi="Times New Roman"/>
+          <w:color w:val="000000"/>
+          <w:sz w:val="24"/>
+        </w:rPr>
+        <w:t>святий</w:t>
+      </w:r>
+      <w:r>
+        <w:rPr>
+          <w:rFonts w:ascii="Times New Roman" w:hAnsi="Times New Roman"/>
+          <w:color w:val="000000"/>
+          <w:sz w:val="24"/>
+        </w:rPr>
+        <w:t xml:space="preserve"> </w:t>
+      </w:r>
+      <w:r>
+        <w:rPr>
+          <w:rFonts w:ascii="Times New Roman" w:hAnsi="Times New Roman"/>
+          <w:color w:val="000000"/>
+          <w:sz w:val="24"/>
+        </w:rPr>
+        <w:t>єси,</w:t>
+      </w:r>
+      <w:r>
+        <w:rPr>
+          <w:rFonts w:ascii="Times New Roman" w:hAnsi="Times New Roman"/>
+          <w:color w:val="000000"/>
+          <w:sz w:val="24"/>
+        </w:rPr>
+        <w:t xml:space="preserve"> </w:t>
+      </w:r>
+      <w:r>
+        <w:rPr>
+          <w:rFonts w:ascii="Times New Roman" w:hAnsi="Times New Roman"/>
+          <w:color w:val="000000"/>
+          <w:sz w:val="24"/>
+        </w:rPr>
+        <w:t>Боже</w:t>
+      </w:r>
+      <w:r>
+        <w:rPr>
+          <w:rFonts w:ascii="Times New Roman" w:hAnsi="Times New Roman"/>
+          <w:color w:val="000000"/>
+          <w:sz w:val="24"/>
+        </w:rPr>
+        <w:t xml:space="preserve"> </w:t>
+      </w:r>
+      <w:r>
+        <w:rPr>
+          <w:rFonts w:ascii="Times New Roman" w:hAnsi="Times New Roman"/>
+          <w:color w:val="000000"/>
+          <w:sz w:val="24"/>
+        </w:rPr>
+        <w:t>наш,</w:t>
+      </w:r>
+      <w:r>
+        <w:rPr>
+          <w:rFonts w:ascii="Times New Roman" w:hAnsi="Times New Roman"/>
+          <w:color w:val="000000"/>
+          <w:sz w:val="24"/>
+        </w:rPr>
+        <w:t xml:space="preserve"> </w:t>
+      </w:r>
+      <w:r>
+        <w:rPr>
+          <w:rFonts w:ascii="Times New Roman" w:hAnsi="Times New Roman"/>
+          <w:color w:val="000000"/>
+          <w:sz w:val="24"/>
+        </w:rPr>
+        <w:t>і</w:t>
+      </w:r>
+      <w:r>
+        <w:rPr>
+          <w:rFonts w:ascii="Times New Roman" w:hAnsi="Times New Roman"/>
+          <w:color w:val="000000"/>
+          <w:sz w:val="24"/>
+        </w:rPr>
+        <w:t xml:space="preserve"> </w:t>
+      </w:r>
+      <w:r>
+        <w:rPr>
+          <w:rFonts w:ascii="Times New Roman" w:hAnsi="Times New Roman"/>
+          <w:color w:val="000000"/>
+          <w:sz w:val="24"/>
+        </w:rPr>
+        <w:t>в</w:t>
+      </w:r>
+      <w:r>
+        <w:rPr>
+          <w:rFonts w:ascii="Times New Roman" w:hAnsi="Times New Roman"/>
+          <w:color w:val="000000"/>
+          <w:sz w:val="24"/>
+        </w:rPr>
+        <w:t xml:space="preserve"> </w:t>
+      </w:r>
+      <w:r>
+        <w:rPr>
+          <w:rFonts w:ascii="Times New Roman" w:hAnsi="Times New Roman"/>
+          <w:color w:val="000000"/>
+          <w:sz w:val="24"/>
+        </w:rPr>
+        <w:t>святині</w:t>
+      </w:r>
+      <w:r>
+        <w:rPr>
+          <w:rFonts w:ascii="Times New Roman" w:hAnsi="Times New Roman"/>
+          <w:color w:val="000000"/>
+          <w:sz w:val="24"/>
+        </w:rPr>
+        <w:t xml:space="preserve"> </w:t>
+      </w:r>
+      <w:r>
+        <w:rPr>
+          <w:rFonts w:ascii="Times New Roman" w:hAnsi="Times New Roman"/>
+          <w:color w:val="000000"/>
+          <w:sz w:val="24"/>
+        </w:rPr>
+        <w:t>перебуваєш,</w:t>
+      </w:r>
+      <w:r>
+        <w:rPr>
+          <w:rFonts w:ascii="Times New Roman" w:hAnsi="Times New Roman"/>
+          <w:color w:val="000000"/>
+          <w:sz w:val="24"/>
+        </w:rPr>
+        <w:t xml:space="preserve"> </w:t>
+      </w:r>
+      <w:r>
+        <w:rPr>
+          <w:rFonts w:ascii="Times New Roman" w:hAnsi="Times New Roman"/>
+          <w:color w:val="000000"/>
+          <w:sz w:val="24"/>
+        </w:rPr>
+        <w:t>і</w:t>
+      </w:r>
+      <w:r>
+        <w:rPr>
+          <w:rFonts w:ascii="Times New Roman" w:hAnsi="Times New Roman"/>
+          <w:color w:val="000000"/>
+          <w:sz w:val="24"/>
+        </w:rPr>
+        <w:t xml:space="preserve"> </w:t>
+      </w:r>
+      <w:r>
+        <w:rPr>
+          <w:rFonts w:ascii="Times New Roman" w:hAnsi="Times New Roman"/>
+          <w:color w:val="000000"/>
+          <w:sz w:val="24"/>
+        </w:rPr>
+        <w:t>ми</w:t>
+      </w:r>
+      <w:r>
+        <w:rPr>
+          <w:rFonts w:ascii="Times New Roman" w:hAnsi="Times New Roman"/>
+          <w:color w:val="000000"/>
+          <w:sz w:val="24"/>
+        </w:rPr>
+        <w:t xml:space="preserve"> </w:t>
+      </w:r>
+      <w:r>
+        <w:rPr>
+          <w:rFonts w:ascii="Times New Roman" w:hAnsi="Times New Roman"/>
+          <w:color w:val="000000"/>
+          <w:sz w:val="24"/>
+        </w:rPr>
+        <w:t>Тобі</w:t>
+      </w:r>
+      <w:r>
+        <w:rPr>
+          <w:rFonts w:ascii="Times New Roman" w:hAnsi="Times New Roman"/>
+          <w:color w:val="000000"/>
+          <w:sz w:val="24"/>
+        </w:rPr>
+        <w:t xml:space="preserve"> </w:t>
+      </w:r>
+      <w:r>
+        <w:rPr>
+          <w:rFonts w:ascii="Times New Roman" w:hAnsi="Times New Roman"/>
+          <w:color w:val="000000"/>
+          <w:sz w:val="24"/>
+        </w:rPr>
+        <w:t>славу</w:t>
+      </w:r>
+      <w:r>
+        <w:rPr>
+          <w:rFonts w:ascii="Times New Roman" w:hAnsi="Times New Roman"/>
+          <w:color w:val="000000"/>
+          <w:sz w:val="24"/>
+        </w:rPr>
+        <w:t xml:space="preserve"> </w:t>
+      </w:r>
+      <w:r>
+        <w:rPr>
+          <w:rFonts w:ascii="Times New Roman" w:hAnsi="Times New Roman"/>
+          <w:color w:val="000000"/>
+          <w:sz w:val="24"/>
+        </w:rPr>
+        <w:t>віддаємо:</w:t>
+      </w:r>
+      <w:r>
+        <w:rPr>
+          <w:rFonts w:ascii="Times New Roman" w:hAnsi="Times New Roman"/>
+          <w:color w:val="000000"/>
+          <w:sz w:val="24"/>
+        </w:rPr>
+        <w:t xml:space="preserve"> </w:t>
+      </w:r>
+      <w:r>
+        <w:rPr>
+          <w:rFonts w:ascii="Times New Roman" w:hAnsi="Times New Roman"/>
+          <w:color w:val="000000"/>
+          <w:sz w:val="24"/>
+        </w:rPr>
+        <w:t>Отцю,</w:t>
+      </w:r>
+      <w:r>
+        <w:rPr>
+          <w:rFonts w:ascii="Times New Roman" w:hAnsi="Times New Roman"/>
+          <w:color w:val="000000"/>
+          <w:sz w:val="24"/>
+        </w:rPr>
+        <w:t xml:space="preserve"> </w:t>
+      </w:r>
+      <w:r>
+        <w:rPr>
+          <w:rFonts w:ascii="Times New Roman" w:hAnsi="Times New Roman"/>
+          <w:color w:val="000000"/>
+          <w:sz w:val="24"/>
+        </w:rPr>
+        <w:t>і</w:t>
+      </w:r>
+      <w:r>
+        <w:rPr>
+          <w:rFonts w:ascii="Times New Roman" w:hAnsi="Times New Roman"/>
+          <w:color w:val="000000"/>
+          <w:sz w:val="24"/>
+        </w:rPr>
+        <w:t xml:space="preserve"> </w:t>
+      </w:r>
+      <w:r>
+        <w:rPr>
+          <w:rFonts w:ascii="Times New Roman" w:hAnsi="Times New Roman"/>
+          <w:color w:val="000000"/>
+          <w:sz w:val="24"/>
+        </w:rPr>
+        <w:t>Сину,</w:t>
+      </w:r>
+      <w:r>
+        <w:rPr>
+          <w:rFonts w:ascii="Times New Roman" w:hAnsi="Times New Roman"/>
+          <w:color w:val="000000"/>
+          <w:sz w:val="24"/>
+        </w:rPr>
+        <w:t xml:space="preserve"> </w:t>
+      </w:r>
+      <w:r>
+        <w:rPr>
+          <w:rFonts w:ascii="Times New Roman" w:hAnsi="Times New Roman"/>
+          <w:color w:val="000000"/>
+          <w:sz w:val="24"/>
+        </w:rPr>
+        <w:t>і</w:t>
+      </w:r>
+      <w:r>
+        <w:rPr>
+          <w:rFonts w:ascii="Times New Roman" w:hAnsi="Times New Roman"/>
+          <w:color w:val="000000"/>
+          <w:sz w:val="24"/>
+        </w:rPr>
+        <w:t xml:space="preserve"> </w:t>
+      </w:r>
+      <w:r>
+        <w:rPr>
+          <w:rFonts w:ascii="Times New Roman" w:hAnsi="Times New Roman"/>
+          <w:color w:val="000000"/>
+          <w:sz w:val="24"/>
+        </w:rPr>
+        <w:t>Святому</w:t>
+      </w:r>
+      <w:r>
+        <w:rPr>
+          <w:rFonts w:ascii="Times New Roman" w:hAnsi="Times New Roman"/>
+          <w:color w:val="000000"/>
+          <w:sz w:val="24"/>
+        </w:rPr>
+        <w:t xml:space="preserve"> </w:t>
+      </w:r>
+      <w:r>
+        <w:rPr>
+          <w:rFonts w:ascii="Times New Roman" w:hAnsi="Times New Roman"/>
+          <w:color w:val="000000"/>
+          <w:sz w:val="24"/>
+        </w:rPr>
+        <w:t>Духові,</w:t>
+      </w:r>
+      <w:r>
+        <w:rPr>
+          <w:rFonts w:ascii="Times New Roman" w:hAnsi="Times New Roman"/>
+          <w:color w:val="000000"/>
+          <w:sz w:val="24"/>
+        </w:rPr>
+        <w:t xml:space="preserve"> </w:t>
+      </w:r>
+      <w:r>
+        <w:rPr>
+          <w:rFonts w:ascii="Times New Roman" w:hAnsi="Times New Roman"/>
+          <w:color w:val="000000"/>
+          <w:sz w:val="24"/>
+        </w:rPr>
+        <w:t>нині</w:t>
+      </w:r>
+      <w:r>
+        <w:rPr>
+          <w:rFonts w:ascii="Times New Roman" w:hAnsi="Times New Roman"/>
+          <w:color w:val="000000"/>
+          <w:sz w:val="24"/>
+        </w:rPr>
+        <w:t xml:space="preserve"> </w:t>
+      </w:r>
+      <w:r>
+        <w:rPr>
+          <w:rFonts w:ascii="Times New Roman" w:hAnsi="Times New Roman"/>
+          <w:color w:val="000000"/>
+          <w:sz w:val="24"/>
+        </w:rPr>
+        <w:t>і</w:t>
+      </w:r>
+      <w:r>
+        <w:rPr>
+          <w:rFonts w:ascii="Times New Roman" w:hAnsi="Times New Roman"/>
+          <w:color w:val="000000"/>
+          <w:sz w:val="24"/>
+        </w:rPr>
+        <w:t xml:space="preserve"> </w:t>
+      </w:r>
+      <w:r>
+        <w:rPr>
+          <w:rFonts w:ascii="Times New Roman" w:hAnsi="Times New Roman"/>
+          <w:color w:val="000000"/>
+          <w:sz w:val="24"/>
+        </w:rPr>
+        <w:t>повсякчас,</w:t>
+      </w:r>
+      <w:r>
+        <w:rPr>
+          <w:rFonts w:ascii="Times New Roman" w:hAnsi="Times New Roman"/>
+          <w:color w:val="000000"/>
+          <w:sz w:val="24"/>
+        </w:rPr>
+        <w:t xml:space="preserve"> </w:t>
+      </w:r>
+      <w:r>
+        <w:rPr>
+          <w:rFonts w:ascii="Times New Roman" w:hAnsi="Times New Roman"/>
+          <w:color w:val="000000"/>
+          <w:sz w:val="24"/>
+        </w:rPr>
+        <w:t>і</w:t>
+      </w:r>
+      <w:r>
+        <w:rPr>
+          <w:rFonts w:ascii="Times New Roman" w:hAnsi="Times New Roman"/>
+          <w:color w:val="000000"/>
+          <w:sz w:val="24"/>
+        </w:rPr>
+        <w:t xml:space="preserve"> </w:t>
+      </w:r>
+      <w:r>
+        <w:rPr>
+          <w:rFonts w:ascii="Times New Roman" w:hAnsi="Times New Roman"/>
+          <w:color w:val="000000"/>
+          <w:sz w:val="24"/>
+        </w:rPr>
+        <w:t>на</w:t>
+      </w:r>
+      <w:r>
+        <w:rPr>
+          <w:rFonts w:ascii="Times New Roman" w:hAnsi="Times New Roman"/>
+          <w:color w:val="000000"/>
+          <w:sz w:val="24"/>
+        </w:rPr>
+        <w:t xml:space="preserve"> </w:t>
+      </w:r>
+      <w:r>
+        <w:rPr>
+          <w:rFonts w:ascii="Times New Roman" w:hAnsi="Times New Roman"/>
+          <w:color w:val="000000"/>
+          <w:sz w:val="24"/>
+        </w:rPr>
+        <w:t>віки</w:t>
+      </w:r>
+      <w:r>
+        <w:rPr>
+          <w:rFonts w:ascii="Times New Roman" w:hAnsi="Times New Roman"/>
+          <w:color w:val="000000"/>
+          <w:sz w:val="24"/>
+        </w:rPr>
+        <w:t xml:space="preserve"> </w:t>
+      </w:r>
+      <w:r>
+        <w:rPr>
+          <w:rFonts w:ascii="Times New Roman" w:hAnsi="Times New Roman"/>
+          <w:color w:val="000000"/>
+          <w:sz w:val="24"/>
+        </w:rPr>
+        <w:t>віків.</w:t>
       </w:r>
     </w:p>
     <w:p>
@@ -17830,7 +18911,7 @@
           <w:u w:val="single"/>
           <w:rtl w:val="0"/>
         </w:rPr>
-        <w:t xml:space="preserve">[Господи, Боже наш! Ти за покаяння дарував людям відпущення, нам же, як образ пізнання і визнання гріхів, показав покаяння і прощення пророка Давида. Тож, Владико, помилуй з великої милости твоєї нас, що в чимало великих гріхів впали, і по багатстві ласк твоїх очисти беззаконня наші, бо перед тобою згрішили ми, Господи, що невідомі й таємні речі серця людського знаєш, і єдиний ти маєш владу прощати гріхи. Серце ж чисте вчини в нас і Духом владичним утверди нас, і радість спасіння твого яви нам. Не відкинь нас від лиця твого, але дозволь, як Добрий і Чоловіколюбець, аж до останнього нашого віддиху появляти тобі жертву справедливости й приноси на святих твоїх жертовниках]</w:t>
+        <w:t>[Господи, Боже наш! Ти за покаяння дарував людям відпущення, нам же, як образ пізнання і визнання гріхів, показав покаяння і прощення пророка Давида. Тож, Владико, помилуй з великої милости твоєї нас, що в чимало великих гріхів впали, і по багатстві ласк твоїх очисти беззаконня наші, бо перед тобою згрішили ми, Господи, що невідомі й таємні речі серця людського знаєш, і єдиний ти маєш владу прощати гріхи. Серце ж чисте вчини в нас і Духом владичним утверди нас, і радість спасіння твого яви нам. Не відкинь нас від лиця твого, але дозволь, як Добрий і Людинолюбець, аж до останнього нашого віддиху появляти тобі жертву справедливости й приноси на святих твоїх жертовниках]</w:t>
       </w:r>
     </w:p>
     <w:p>
@@ -22139,7 +23220,7 @@
           <w:szCs w:val="24"/>
           <w:rtl w:val="0"/>
         </w:rPr>
-        <w:t xml:space="preserve">Хрестом твоїм, Христе Спасе,* наведи нас на твою істину і визволь нас з сітей ворожих.* Воскреслий з мертвих, піднеси нас, що впали в гріх,* простягни руку твою, чоловіколюбний Господи,* молитвами святих твоїх.</w:t>
+        <w:t>Хрестом твоїм, Христе Спасе,* наведи нас на твою істину і визволь нас з сітей ворожих.* Воскреслий з мертвих, піднеси нас, що впали в гріх,* простягни руку твою, людинолюбний Господи,* молитвами святих твоїх.</w:t>
       </w:r>
     </w:p>
     <w:p>
@@ -22192,7 +23273,7 @@
           <w:szCs w:val="24"/>
           <w:rtl w:val="0"/>
         </w:rPr>
-        <w:t xml:space="preserve">Єдинородний Сину Божий!* Ти не розлучився від лона твого Отця,* прийшовши з-за чоловіколюб'я на землю.* Ставши незмінно людиною,* ти хрест і смерть перетерпів тілом, безстрасний божеством,* а воскреснувши з мертвих, безсмертя дав людському родові,* як єдиний всесильний.</w:t>
+        <w:t>Єдинородний Сину Божий!* Ти не розлучився від лона твого Отця,* прийшовши з-за людинаолюб'я на землю.* Ставши незмінно людиною,* ти хрест і смерть перетерпів тілом, безстрасний божеством,* а воскреснувши з мертвих, безсмертя дав людському родові,* як єдиний всесильний.</w:t>
       </w:r>
     </w:p>
     <w:p>
@@ -22245,7 +23326,7 @@
           <w:szCs w:val="24"/>
           <w:rtl w:val="0"/>
         </w:rPr>
-        <w:t xml:space="preserve">Виєднуючи нам безсмертя* ти, Спасе, смерть прийняв тілесну,* у гробі ж ти поселився,* щоб нас визволити з аду, воскресивши з собою;* ти дійсно постраждав як людина, але воскрес як Бог.* Тому й співаємо: Слава тобі,* життєдавче Господи, єдиний Чоловіколюбче!</w:t>
+        <w:t>Виєднуючи нам безсмертя* ти, Спасе, смерть прийняв тілесну,* у гробі ж ти поселився,* щоб нас визволити з аду, воскресивши з собою;* ти дійсно постраждав як людина, але воскрес як Бог.* Тому й співаємо: Слава тобі,* життєдавче Господи, єдиний Людинолюбче!</w:t>
       </w:r>
     </w:p>
     <w:p>
@@ -22491,7 +23572,7 @@
           <w:szCs w:val="24"/>
           <w:rtl w:val="0"/>
         </w:rPr>
-        <w:t xml:space="preserve"> Після сходу до аду й воскресіння з мертвих,* учні, сумуючи, як і слід було з приводу розлуки з тобою, Христе,* вернулися до праці;* і знову човни і сіті, та влову жодного.* Але ти, Спасе, як Владика всіх,* з'явився і звелів закинути сіті праворуч;* і слово це зараз же дійсністю стало:* і велика сила риб,* і на землі готовий дивний сніданок.* Разом з учнями твоїми, що тоді споживали її,* сподоби й нас нині духовно нею втішатись, чоловіколюбний Господи.</w:t>
+        <w:t xml:space="preserve"> Після сходу до аду й воскресіння з мертвих,* учні, сумуючи, як і слід було з приводу розлуки з тобою, Христе,* вернулися до праці;* і знову човни і сіті, та влову жодного.* Але ти, Спасе, як Владика всіх,* з'явився і звелів закинути сіті праворуч;* і слово це зараз же дійсністю стало:* і велика сила риб,* і на землі готовий дивний сніданок.* Разом з учнями твоїми, що тоді споживали її,* сподоби й нас нині духовно нею втішатись, людинолюбний Господи.</w:t>
       </w:r>
       <w:r>
         <w:rPr>
@@ -23252,7 +24333,7 @@
           <w:szCs w:val="24"/>
           <w:rtl w:val="0"/>
         </w:rPr>
-        <w:t xml:space="preserve">Воскресши із гробу і в'язи пекельні розірвавши,* ти роздер присуд смерти, Господи,* і всіх від сітки ворожої визволив.* А з'явившись апостолам своїм,* ти послав їх на проповідь,* і ними мир свій подав ти вселенній,* єдиний Чоловіколюбче.</w:t>
+        <w:t>Воскресши із гробу і в'язи пекельні розірвавши,* ти роздер присуд смерти, Господи,* і всіх від сітки ворожої визволив.* А з'явившись апостолам своїм,* ти послав їх на проповідь,* і ними мир свій подав ти вселенній,* єдиний Людинолюбче.</w:t>
       </w:r>
     </w:p>
     <w:p>
@@ -24485,7 +25566,7 @@
           <w:szCs w:val="24"/>
           <w:rtl w:val="0"/>
         </w:rPr>
-        <w:t xml:space="preserve"> Господи святий, ти на висоті живеш і всевидючим оком твоїм споглядаєш на всяке створіння! Перед тобою схилили ми голови, душі й тіла, і молимося до тебе, Святий святих: Простягни руку твою невидиму від святого житла твого і благослови всіх нас; а якщо ми де в чому згрішили добровільно чи недобровільно, як добрий і чоловіколюбний Бог, прости і даруй нам земні й небесні добра твої:</w:t>
+        <w:t xml:space="preserve"> Господи святий, ти на висоті живеш і всевидючим оком твоїм споглядаєш на всяке створіння! Перед тобою схилили ми голови, душі й тіла, і молимося до тебе, Святий святих: Простягни руку твою невидиму від святого житла твого і благослови всіх нас; а якщо ми де в чому згрішили добровільно чи недобровільно, як добрий і людинолюбний Бог, прости і даруй нам земні й небесні добра твої:</w:t>
       </w:r>
     </w:p>
     <w:p>

--- a/flow/20230914_vu_template/drafts/2024-10-g/13-НД-Гл.4-мчч.Карпа, Папили, Агатоніки.docx
+++ b/flow/20230914_vu_template/drafts/2024-10-g/13-НД-Гл.4-мчч.Карпа, Папили, Агатоніки.docx
@@ -4678,7 +4678,7 @@
           <w:szCs w:val="24"/>
           <w:rtl w:val="0"/>
         </w:rPr>
-        <w:t>Животворному твоєму хрестові* безперестанно поклоняючись, Христе Боже,* славимо твоє на третій день воскресіння.* Бо ним ти, Всесильний, обновив наднищену людську природу* і відновив нам вхід до Неба,* як єдиний добрий і людинаолюбець.</w:t>
+        <w:t>Животворному твоєму хрестові* безперестанно поклоняючись, Христе Боже,* славимо твоє на третій день воскресіння.* Бо ним ти, Всесильний, обновив наднищену людську природу* і відновив нам вхід до Неба,* як єдиний добрий і людинолюбний.</w:t>
       </w:r>
     </w:p>
     <w:p>
@@ -23273,7 +23273,7 @@
           <w:szCs w:val="24"/>
           <w:rtl w:val="0"/>
         </w:rPr>
-        <w:t>Єдинородний Сину Божий!* Ти не розлучився від лона твого Отця,* прийшовши з-за людинаолюб'я на землю.* Ставши незмінно людиною,* ти хрест і смерть перетерпів тілом, безстрасний божеством,* а воскреснувши з мертвих, безсмертя дав людському родові,* як єдиний всесильний.</w:t>
+        <w:t>Єдинородний Сину Божий!* Ти не розлучився від лона твого Отця,* прийшовши з-за людинолюб'я на землю.* Ставши незмінно людиною,* ти хрест і смерть перетерпів тілом, безстрасний божеством,* а воскреснувши з мертвих, безсмертя дав людському родові,* як єдиний всесильний.</w:t>
       </w:r>
     </w:p>
     <w:p>
